--- a/orders/doc_templates/obds_request.docx
+++ b/orders/doc_templates/obds_request.docx
@@ -1007,7 +1007,7 @@
           <w:szCs w:val="22"/>
           <w:shd w:val="clear" w:color="auto" w:fill="FFFFFF"/>
         </w:rPr>
-        <w:t>Решение ЦБ от отказе в исключении данных из базы</w:t>
+        <w:t>{{APPENDIX}}</w:t>
       </w:r>
       <w:r>
         <w:rPr>
@@ -1016,7 +1016,7 @@
           <w:szCs w:val="22"/>
           <w:shd w:val="clear" w:color="auto" w:fill="FFFFFF"/>
         </w:rPr>
-        <w:t>.</w:t>
+        <w:t/>
       </w:r>
     </w:p>
     <w:p>
